--- a/bai2/K25_CSDL_QuachTranAnh_ss1_BT2.docx
+++ b/bai2/K25_CSDL_QuachTranAnh_ss1_BT2.docx
@@ -13,6 +13,52 @@
           <w:lang w:val="vi-VN"/>
         </w:rPr>
         <w:t>Việc chỉ sử dụng thuộc tính fullname cho entity STUDENTS khiến dữ liệu bị sai lệch do thiếu thông tin như lớp học hoặc mã học sinh, với trường hợp này nếu như không có những thông tin trên có thể gây ra nhầm lẫn, cũng như sai sót dữ liệu.</w:t>
+      </w:r>
+      <w:r>
+        <w:rPr>
+          <w:lang w:val="vi-VN"/>
+        </w:rPr>
+        <w:br/>
+      </w:r>
+      <w:r>
+        <w:rPr>
+          <w:lang w:val="vi-VN"/>
+        </w:rPr>
+        <w:drawing>
+          <wp:inline distT="0" distB="0" distL="0" distR="0" wp14:anchorId="67BFAA15" wp14:editId="01A50E62">
+            <wp:extent cx="5943600" cy="2444750"/>
+            <wp:effectExtent l="0" t="0" r="0" b="0"/>
+            <wp:docPr id="1" name="Picture 1"/>
+            <wp:cNvGraphicFramePr>
+              <a:graphicFrameLocks xmlns:a="http://schemas.openxmlformats.org/drawingml/2006/main" noChangeAspect="1"/>
+            </wp:cNvGraphicFramePr>
+            <a:graphic xmlns:a="http://schemas.openxmlformats.org/drawingml/2006/main">
+              <a:graphicData uri="http://schemas.openxmlformats.org/drawingml/2006/picture">
+                <pic:pic xmlns:pic="http://schemas.openxmlformats.org/drawingml/2006/picture">
+                  <pic:nvPicPr>
+                    <pic:cNvPr id="1" name=""/>
+                    <pic:cNvPicPr/>
+                  </pic:nvPicPr>
+                  <pic:blipFill>
+                    <a:blip r:embed="rId4"/>
+                    <a:stretch>
+                      <a:fillRect/>
+                    </a:stretch>
+                  </pic:blipFill>
+                  <pic:spPr>
+                    <a:xfrm>
+                      <a:off x="0" y="0"/>
+                      <a:ext cx="5943600" cy="2444750"/>
+                    </a:xfrm>
+                    <a:prstGeom prst="rect">
+                      <a:avLst/>
+                    </a:prstGeom>
+                  </pic:spPr>
+                </pic:pic>
+              </a:graphicData>
+            </a:graphic>
+          </wp:inline>
+        </w:drawing>
       </w:r>
       <w:bookmarkStart w:id="0" w:name="_GoBack"/>
       <w:bookmarkEnd w:id="0"/>
